--- a/downloads/forms/self-intro.docx
+++ b/downloads/forms/self-intro.docx
@@ -188,7 +188,7 @@
       </w:tr>
       <w:tr>
         <w:trPr>
-          <w:trHeight w:val="2438" w:hRule="exact"/>
+          <w:trHeight w:val="2608" w:hRule="exact"/>
         </w:trPr>
         <w:tc>
           <w:tcPr>
@@ -269,7 +269,7 @@
       </w:tr>
       <w:tr>
         <w:trPr>
-          <w:trHeight w:val="2438" w:hRule="exact"/>
+          <w:trHeight w:val="2608" w:hRule="exact"/>
         </w:trPr>
         <w:tc>
           <w:tcPr>
@@ -350,7 +350,7 @@
       </w:tr>
       <w:tr>
         <w:trPr>
-          <w:trHeight w:val="2438" w:hRule="exact"/>
+          <w:trHeight w:val="2608" w:hRule="exact"/>
         </w:trPr>
         <w:tc>
           <w:tcPr>
@@ -431,7 +431,7 @@
       </w:tr>
       <w:tr>
         <w:trPr>
-          <w:trHeight w:val="2438" w:hRule="exact"/>
+          <w:trHeight w:val="2608" w:hRule="exact"/>
         </w:trPr>
         <w:tc>
           <w:tcPr>
